--- a/docs/Rachelle Product Specs/Kumami_Gap_Report.docx
+++ b/docs/Rachelle Product Specs/Kumami_Gap_Report.docx
@@ -25,10 +25,10 @@
         <w:rPr>
           <w:b/>
         </w:rPr>
-        <w:t xml:space="preserve">Report v1.0</w:t>
+        <w:t xml:space="preserve">Report v1.1</w:t>
       </w:r>
       <w:r>
-        <w:t xml:space="preserve"> · 9 Oct 2026 · compares Rachelle's “Kumami Website (6).docx” against the dev branch at commit 1ff3383 (as-built spec v1.3).</w:t>
+        <w:t xml:space="preserve"> · 10 Oct 2026 · compares Rachelle's “Kumami Website (6).docx” against the dev branch at commit feat/plus-pro-tool-split (as-built spec v1.7).</w:t>
       </w:r>
     </w:p>
     <w:p>
@@ -146,7 +146,7 @@
     <w:p>
       <w:pPr/>
       <w:r>
-        <w:t xml:space="preserve">Pro is about half built against her four Pro briefs. The visible structure is there — Flow Balance panel, cross-signal outlines, the three-section Watchlist, the wallet lookup page — but the “smart” layers are not: the per-asset significance engine, the six ◆ early-signal tags, saved lists, wallet rows, signal history, the full alert system, and most of the Crypto Address Tracker's analysis (PnL, win rate, AI read, behaviour flags, linked wallets).</w:t>
+        <w:t xml:space="preserve">Pro is about half built against her four Pro briefs. The visible structure is there — Flow Balance panel, cross-signal outlines, the three-section Watchlist, the wallet lookup page — but the “smart” layers are not: the per-asset significance engine, the six ◆ early-signal tags, saved lists, wallet rows, signal history, the full alert system, and most of the Crypto Address Tracker's analysis (PnL, win rate, AI read, behaviour flags, linked wallets). Since 10 Oct, Flow Radar Pro, Watchlist Pro and Spot Pulse Pro are separate Pro tools, Watchlist Pro uses Rachelle's 7-day rule, and Spot Pulse Pro has its 10 tiles.</w:t>
       </w:r>
     </w:p>
     <w:p>
@@ -164,7 +164,7 @@
         <w:t xml:space="preserve">Across all tools: </w:t>
       </w:r>
       <w:r>
-        <w:t xml:space="preserve">✅ Done 19  ·  🟡 Partly 27  ·  ❌ Missing 21  ·  🔒 Blocked by data plan 5  ·  ❓ Decision needed 5</w:t>
+        <w:t xml:space="preserve">✅ Done 21  ·  🟡 Partly 27  ·  ❌ Missing 22  ·  🔒 Blocked by data plan 5  ·  ❓ Decision needed 6</w:t>
       </w:r>
     </w:p>
     <w:tbl>
@@ -472,7 +472,7 @@
           <w:p>
             <w:pPr/>
             <w:r>
-              <w:t xml:space="preserve">Spot Pulse</w:t>
+              <w:t xml:space="preserve">Spot Pulse (Plus tile)</w:t>
             </w:r>
           </w:p>
         </w:tc>
@@ -562,7 +562,7 @@
           <w:p>
             <w:pPr/>
             <w:r>
-              <w:t xml:space="preserve">Flow Radar</w:t>
+              <w:t xml:space="preserve">Flow Radar Plus</w:t>
             </w:r>
           </w:p>
         </w:tc>
@@ -808,7 +808,7 @@
           <w:p>
             <w:pPr/>
             <w:r>
-              <w:t xml:space="preserve"/>
+              <w:t xml:space="preserve">1</w:t>
             </w:r>
           </w:p>
         </w:tc>
@@ -832,7 +832,7 @@
           <w:p>
             <w:pPr/>
             <w:r>
-              <w:t xml:space="preserve">Watchlist</w:t>
+              <w:t xml:space="preserve">Watchlist Plus</w:t>
             </w:r>
           </w:p>
         </w:tc>
@@ -1203,7 +1203,7 @@
           <w:p>
             <w:pPr/>
             <w:r>
-              <w:t xml:space="preserve">Blocked by the data plan</w:t>
+              <w:t xml:space="preserve">Mostly built — some gaps</w:t>
             </w:r>
           </w:p>
         </w:tc>
@@ -1214,7 +1214,7 @@
           <w:p>
             <w:pPr/>
             <w:r>
-              <w:t xml:space="preserve"/>
+              <w:t xml:space="preserve">1</w:t>
             </w:r>
           </w:p>
         </w:tc>
@@ -1439,6 +1439,96 @@
             <w:pPr/>
             <w:r>
               <w:t xml:space="preserve">1</w:t>
+            </w:r>
+          </w:p>
+        </w:tc>
+      </w:tr>
+      <w:tr>
+        <w:tc>
+          <w:tcPr>
+            <w:tcW w:type="dxa" w:w="800"/>
+          </w:tcPr>
+          <w:p>
+            <w:pPr/>
+            <w:r>
+              <w:t xml:space="preserve">Pro</w:t>
+            </w:r>
+          </w:p>
+        </w:tc>
+        <w:tc>
+          <w:tcPr>
+            <w:tcW w:type="dxa" w:w="2300"/>
+          </w:tcPr>
+          <w:p>
+            <w:pPr/>
+            <w:r>
+              <w:t xml:space="preserve">Pro access &amp; security</w:t>
+            </w:r>
+          </w:p>
+        </w:tc>
+        <w:tc>
+          <w:tcPr>
+            <w:tcW w:type="dxa" w:w="2900"/>
+          </w:tcPr>
+          <w:p>
+            <w:pPr/>
+            <w:r>
+              <w:t xml:space="preserve">Mostly built — some gaps</w:t>
+            </w:r>
+          </w:p>
+        </w:tc>
+        <w:tc>
+          <w:tcPr>
+            <w:tcW w:type="dxa" w:w="600"/>
+          </w:tcPr>
+          <w:p>
+            <w:pPr/>
+            <w:r>
+              <w:t xml:space="preserve">1</w:t>
+            </w:r>
+          </w:p>
+        </w:tc>
+        <w:tc>
+          <w:tcPr>
+            <w:tcW w:type="dxa" w:w="600"/>
+          </w:tcPr>
+          <w:p>
+            <w:pPr/>
+            <w:r>
+              <w:t xml:space="preserve"/>
+            </w:r>
+          </w:p>
+        </w:tc>
+        <w:tc>
+          <w:tcPr>
+            <w:tcW w:type="dxa" w:w="600"/>
+          </w:tcPr>
+          <w:p>
+            <w:pPr/>
+            <w:r>
+              <w:t xml:space="preserve">1</w:t>
+            </w:r>
+          </w:p>
+        </w:tc>
+        <w:tc>
+          <w:tcPr>
+            <w:tcW w:type="dxa" w:w="600"/>
+          </w:tcPr>
+          <w:p>
+            <w:pPr/>
+            <w:r>
+              <w:t xml:space="preserve"/>
+            </w:r>
+          </w:p>
+        </w:tc>
+        <w:tc>
+          <w:tcPr>
+            <w:tcW w:type="dxa" w:w="600"/>
+          </w:tcPr>
+          <w:p>
+            <w:pPr/>
+            <w:r>
+              <w:t xml:space="preserve"/>
             </w:r>
           </w:p>
         </w:tc>
@@ -1464,7 +1554,28 @@
         <w:rPr>
           <w:b/>
         </w:rPr>
-        <w:t xml:space="preserve">1. Fix the Console regime scoring to match the spec </w:t>
+        <w:t xml:space="preserve">1. Deploy the Firestore rules fix (security) </w:t>
+      </w:r>
+      <w:r>
+        <w:rPr>
+          <w:i/>
+        </w:rPr>
+        <w:t xml:space="preserve">(Small (≤ 1 day))</w:t>
+      </w:r>
+    </w:p>
+    <w:p>
+      <w:pPr/>
+      <w:r>
+        <w:t xml:space="preserve">Right now any signed-in user can make themselves Pro or even superadmin from the browser console, and read Pro content without paying. The fix is written and tested on dev; it needs your go to deploy (it likely affects production too).</w:t>
+      </w:r>
+    </w:p>
+    <w:p>
+      <w:pPr/>
+      <w:r>
+        <w:rPr>
+          <w:b/>
+        </w:rPr>
+        <w:t xml:space="preserve">2. Fix the Console regime scoring to match the spec </w:t>
       </w:r>
       <w:r>
         <w:rPr>
@@ -1485,7 +1596,7 @@
         <w:rPr>
           <w:b/>
         </w:rPr>
-        <w:t xml:space="preserve">2. Flow Radar: correct liquidation direction and smart-money severity </w:t>
+        <w:t xml:space="preserve">3. Flow Radar: correct liquidation direction and smart-money severity </w:t>
       </w:r>
       <w:r>
         <w:rPr>
@@ -1506,7 +1617,7 @@
         <w:rPr>
           <w:b/>
         </w:rPr>
-        <w:t xml:space="preserve">3. Add the On-Chain asset HYPE (replace AVAX) and the missing OI / funding bands </w:t>
+        <w:t xml:space="preserve">4. Add the On-Chain asset HYPE (replace AVAX) and the missing OI / funding bands </w:t>
       </w:r>
       <w:r>
         <w:rPr>
@@ -1527,7 +1638,7 @@
         <w:rPr>
           <w:b/>
         </w:rPr>
-        <w:t xml:space="preserve">4. Decide the open questions (see “Decisions needed”) </w:t>
+        <w:t xml:space="preserve">5. Decide the open questions (see “Decisions needed”) </w:t>
       </w:r>
       <w:r>
         <w:rPr>
@@ -1548,7 +1659,7 @@
         <w:rPr>
           <w:b/>
         </w:rPr>
-        <w:t xml:space="preserve">5. Build the Exchange Flow event type and turn on cross-signal outlines for Plus </w:t>
+        <w:t xml:space="preserve">6. Build the Exchange Flow event type and turn on cross-signal outlines for Plus </w:t>
       </w:r>
       <w:r>
         <w:rPr>
@@ -1569,7 +1680,7 @@
         <w:rPr>
           <w:b/>
         </w:rPr>
-        <w:t xml:space="preserve">6. Connect an AI layer for the written interpretations </w:t>
+        <w:t xml:space="preserve">7. Connect an AI layer for the written interpretations </w:t>
       </w:r>
       <w:r>
         <w:rPr>
@@ -1590,7 +1701,7 @@
         <w:rPr>
           <w:b/>
         </w:rPr>
-        <w:t xml:space="preserve">7. Flow Radar Pro significance engine </w:t>
+        <w:t xml:space="preserve">8. Flow Radar Pro significance engine </w:t>
       </w:r>
       <w:r>
         <w:rPr>
@@ -1611,7 +1722,7 @@
         <w:rPr>
           <w:b/>
         </w:rPr>
-        <w:t xml:space="preserve">8. Watchlist Pro: add-time validation, ◆ early-signal tags, saved lists </w:t>
+        <w:t xml:space="preserve">9. Watchlist Pro: add-time validation, ◆ early-signal tags, saved lists </w:t>
       </w:r>
       <w:r>
         <w:rPr>
@@ -1632,7 +1743,7 @@
         <w:rPr>
           <w:b/>
         </w:rPr>
-        <w:t xml:space="preserve">9. Crypto Address Tracker: PnL, win rate, Trader/Farmer tags, multi-chain </w:t>
+        <w:t xml:space="preserve">10. Crypto Address Tracker: PnL, win rate, Trader/Farmer tags, multi-chain </w:t>
       </w:r>
       <w:r>
         <w:rPr>
@@ -1749,7 +1860,7 @@
           <w:p>
             <w:pPr/>
             <w:r>
-              <w:t xml:space="preserve">Non-Pro users see events 30 minutes late (FREE_TIER_DELAY_MINUTES), as an upgrade incentive.</w:t>
+              <w:t xml:space="preserve">Andrew decided (10 Oct 2026): Flow Radar Plus is delayed 15 minutes for every account; Flow Radar Pro is real-time.</w:t>
             </w:r>
           </w:p>
         </w:tc>
@@ -1760,7 +1871,7 @@
           <w:p>
             <w:pPr/>
             <w:r>
-              <w:t xml:space="preserve">Keep the 30-minute delay as a Pro upsell, or make Plus real-time as written?</w:t>
+              <w:t xml:space="preserve">Rachelle: OK with the 15-minute delay as the Plus/Pro difference?</w:t>
             </w:r>
           </w:p>
         </w:tc>
@@ -1795,7 +1906,7 @@
           <w:p>
             <w:pPr/>
             <w:r>
-              <w:t xml:space="preserve">No tab. Spot Pulse lives inside On-Chain Insights and on the Console; the tab was removed on 21 Sep following the later mockup.</w:t>
+              <w:t xml:space="preserve">Andrew decided (10 Oct 2026): Plus gets a Spot Pulse tile (On-Chain + Console); the full tool is Spot Pulse Pro under Pro → Tools.</w:t>
             </w:r>
           </w:p>
         </w:tc>
@@ -1806,7 +1917,7 @@
           <w:p>
             <w:pPr/>
             <w:r>
-              <w:t xml:space="preserve">Is the embedded version enough, or should the dedicated Plus tab come back?</w:t>
+              <w:t xml:space="preserve">Rachelle: confirm Plus doesn't need its own Spot Pulse tab.</w:t>
             </w:r>
           </w:p>
         </w:tc>
@@ -2049,7 +2160,7 @@
           <w:p>
             <w:pPr/>
             <w:r>
-              <w:t xml:space="preserve">Pro Spot Pulse</w:t>
+              <w:t xml:space="preserve">Calendar automatic feeds</w:t>
             </w:r>
           </w:p>
         </w:tc>
@@ -2060,7 +2171,7 @@
           <w:p>
             <w:pPr/>
             <w:r>
-              <w:t xml:space="preserve">10 tiles: the 5 anchors + top 5 trending coins by spot volume.</w:t>
+              <w:t xml:space="preserve">Macro events and token unlocks come from the data feed, plus team events.</w:t>
             </w:r>
           </w:p>
         </w:tc>
@@ -2071,7 +2182,7 @@
           <w:p>
             <w:pPr/>
             <w:r>
-              <w:t xml:space="preserve">Shows the same 5-tile panel as Plus (Andrew's decision, 9 Oct); the trending row is blocked by the data plan.</w:t>
+              <w:t xml:space="preserve">Feeds are OFF for now (Andrew, 10 Oct 2026); only team-added events show. Admins can switch each feed on.</w:t>
             </w:r>
           </w:p>
         </w:tc>
@@ -2082,7 +2193,7 @@
           <w:p>
             <w:pPr/>
             <w:r>
-              <w:t xml:space="preserve">OK as the interim Pro version until the plan is upgraded?</w:t>
+              <w:t xml:space="preserve">When should the feeds be switched on?</w:t>
             </w:r>
           </w:p>
         </w:tc>
@@ -3232,7 +3343,7 @@
         <w:pStyle w:val="Heading2"/>
       </w:pPr>
       <w:r>
-        <w:t xml:space="preserve">Spot Pulse</w:t>
+        <w:t xml:space="preserve">Spot Pulse (Plus tile)</w:t>
       </w:r>
     </w:p>
     <w:p>
@@ -3383,7 +3494,7 @@
           <w:p>
             <w:pPr/>
             <w:r>
-              <w:t xml:space="preserve">Embedded in On-Chain Insights + Console preview only.</w:t>
+              <w:t xml:space="preserve">Plus: a tile on On-Chain Insights and the Console (not delayed, links to Spot Pulse Pro). Pro: the full tool, Spot Pulse Pro, under Pro → Tools (Andrew's decision, 10 Oct 2026).</w:t>
             </w:r>
           </w:p>
         </w:tc>
@@ -3520,7 +3631,7 @@
         <w:pStyle w:val="Heading2"/>
       </w:pPr>
       <w:r>
-        <w:t xml:space="preserve">Flow Radar</w:t>
+        <w:t xml:space="preserve">Flow Radar Plus</w:t>
       </w:r>
     </w:p>
     <w:p>
@@ -3662,7 +3773,7 @@
           <w:p>
             <w:pPr/>
             <w:r>
-              <w:t xml:space="preserve">30-minute delay for non-Pro users.</w:t>
+              <w:t xml:space="preserve">15-minute delay for every account (Andrew's decision, 10 Oct 2026), now served from saved snapshots so liquidation/netflow events actually appear (the old filter hid them).</w:t>
             </w:r>
           </w:p>
         </w:tc>
@@ -4318,6 +4429,56 @@
           <w:p>
             <w:pPr/>
             <w:r>
+              <w:t xml:space="preserve">Automatic macro events + token unlocks from the data feed.</w:t>
+            </w:r>
+          </w:p>
+        </w:tc>
+        <w:tc>
+          <w:tcPr>
+            <w:tcW w:type="dxa" w:w="3300"/>
+          </w:tcPr>
+          <w:p>
+            <w:pPr/>
+            <w:r>
+              <w:t xml:space="preserve">Built, but both feeds are OFF by default (Andrew, 10 Oct 2026): the Calendar shows only team-added events. Two admin switches turn each feed on.</w:t>
+            </w:r>
+          </w:p>
+        </w:tc>
+        <w:tc>
+          <w:tcPr>
+            <w:tcW w:type="dxa" w:w="1500"/>
+          </w:tcPr>
+          <w:p>
+            <w:pPr/>
+            <w:r>
+              <w:rPr>
+                <w:b/>
+                <w:color w:val="1565C0"/>
+              </w:rPr>
+              <w:t xml:space="preserve">❓ Decision needed</w:t>
+            </w:r>
+          </w:p>
+        </w:tc>
+        <w:tc>
+          <w:tcPr>
+            <w:tcW w:type="dxa" w:w="900"/>
+          </w:tcPr>
+          <w:p>
+            <w:pPr/>
+            <w:r>
+              <w:t xml:space="preserve">—</w:t>
+            </w:r>
+          </w:p>
+        </w:tc>
+      </w:tr>
+      <w:tr>
+        <w:tc>
+          <w:tcPr>
+            <w:tcW w:type="dxa" w:w="3300"/>
+          </w:tcPr>
+          <w:p>
+            <w:pPr/>
+            <w:r>
               <w:t xml:space="preserve">Macro events + token unlocks + editorial (team-added) protocol events.</w:t>
             </w:r>
           </w:p>
@@ -4566,7 +4727,7 @@
         <w:pStyle w:val="Heading2"/>
       </w:pPr>
       <w:r>
-        <w:t xml:space="preserve">Watchlist</w:t>
+        <w:t xml:space="preserve">Watchlist Plus</w:t>
       </w:r>
     </w:p>
     <w:p>
@@ -5531,6 +5692,15 @@
         <w:t xml:space="preserve">Mostly built — some gaps</w:t>
       </w:r>
     </w:p>
+    <w:p>
+      <w:pPr/>
+      <w:r>
+        <w:rPr>
+          <w:i/>
+        </w:rPr>
+        <w:t xml:space="preserve">Since 10 Oct: Watchlist Pro is its own Pro page (Pro → Tools). Watchlist Plus shows the 5 fixed coins for every account.</w:t>
+      </w:r>
+    </w:p>
     <w:tbl>
       <w:tblPr>
         <w:tblStyle w:val="LightGrid-Accent1"/>
@@ -5647,7 +5817,7 @@
           <w:p>
             <w:pPr/>
             <w:r>
-              <w:t xml:space="preserve">Section C scoring on 5 criteria with multipliers (incl. top-30 market cap × 1.2).</w:t>
+              <w:t xml:space="preserve">Section C: coins consistently detected in Flow Radar for 7 days ("5 fixed + 5 consistent spikes"), scored on 5 criteria.</w:t>
             </w:r>
           </w:p>
         </w:tc>
@@ -5658,7 +5828,7 @@
           <w:p>
             <w:pPr/>
             <w:r>
-              <w:t xml:space="preserve">3 of 5 criteria (volume spike and significance chip missing); no market-cap multiplier.</w:t>
+              <w:t xml:space="preserve">Rachelle's 7-day consistency rule is built (days present in Flow Radar, then USD; stablecoins excluded). Daily history started 10 Oct 2026, so it becomes fully 7-day on ~17 Oct; until then it fills from 24h scoring and the days seen so far. The 5-criteria score is not used.</w:t>
             </w:r>
           </w:p>
         </w:tc>
@@ -6057,7 +6227,7 @@
         <w:t xml:space="preserve">Overall: </w:t>
       </w:r>
       <w:r>
-        <w:t xml:space="preserve">Blocked by the data plan</w:t>
+        <w:t xml:space="preserve">Mostly built — some gaps</w:t>
       </w:r>
     </w:p>
     <w:tbl>
@@ -6126,7 +6296,7 @@
           <w:p>
             <w:pPr/>
             <w:r>
-              <w:t xml:space="preserve">10 tiles: 5 anchors + top 5 trending by 24h spot volume, with 10-tile verdict thresholds.</w:t>
+              <w:t xml:space="preserve">10 tiles: the 5 anchors + 5 more coins, with 10-tile verdict thresholds, real-time.</w:t>
             </w:r>
           </w:p>
         </w:tc>
@@ -6137,7 +6307,57 @@
           <w:p>
             <w:pPr/>
             <w:r>
-              <w:t xml:space="preserve">Shows the Plus 5-tile panel (faster refresh). The trending row needs a locked endpoint; the 10-tile rules are already in the code.</w:t>
+              <w:t xml:space="preserve">Built: 10 tiles = anchors + Watchlist Pro's 5 extra coins (follows Rachelle's Pro note "Spot Pulse takes the tokens that enter the watchlist"), 10-tile thresholds, 15s refresh. 4H/24H/7D all work (a 7D rate-limit bug was fixed during QA).</w:t>
+            </w:r>
+          </w:p>
+        </w:tc>
+        <w:tc>
+          <w:tcPr>
+            <w:tcW w:type="dxa" w:w="1500"/>
+          </w:tcPr>
+          <w:p>
+            <w:pPr/>
+            <w:r>
+              <w:rPr>
+                <w:b/>
+                <w:color w:val="2E7D32"/>
+              </w:rPr>
+              <w:t xml:space="preserve">✅ Done</w:t>
+            </w:r>
+          </w:p>
+        </w:tc>
+        <w:tc>
+          <w:tcPr>
+            <w:tcW w:type="dxa" w:w="900"/>
+          </w:tcPr>
+          <w:p>
+            <w:pPr/>
+            <w:r>
+              <w:t xml:space="preserve">—</w:t>
+            </w:r>
+          </w:p>
+        </w:tc>
+      </w:tr>
+      <w:tr>
+        <w:tc>
+          <w:tcPr>
+            <w:tcW w:type="dxa" w:w="3300"/>
+          </w:tcPr>
+          <w:p>
+            <w:pPr/>
+            <w:r>
+              <w:t xml:space="preserve">Row 2 = top 5 coins by 24h spot volume.</w:t>
+            </w:r>
+          </w:p>
+        </w:tc>
+        <w:tc>
+          <w:tcPr>
+            <w:tcW w:type="dxa" w:w="3300"/>
+          </w:tcPr>
+          <w:p>
+            <w:pPr/>
+            <w:r>
+              <w:t xml:space="preserve">Uses Watchlist Pro's consistent-flow coins instead; ranking by spot volume needs /api/spot/coins-markets (locked on our plan).</w:t>
             </w:r>
           </w:p>
         </w:tc>
@@ -7037,6 +7257,194 @@
       </w:tr>
     </w:tbl>
     <w:p>
+      <w:pPr>
+        <w:pStyle w:val="Heading2"/>
+      </w:pPr>
+      <w:r>
+        <w:t xml:space="preserve">Pro access &amp; security</w:t>
+      </w:r>
+    </w:p>
+    <w:p>
+      <w:pPr/>
+      <w:r>
+        <w:rPr>
+          <w:b/>
+        </w:rPr>
+        <w:t xml:space="preserve">Overall: </w:t>
+      </w:r>
+      <w:r>
+        <w:t xml:space="preserve">Mostly built — some gaps</w:t>
+      </w:r>
+    </w:p>
+    <w:p>
+      <w:pPr/>
+      <w:r>
+        <w:rPr>
+          <w:i/>
+        </w:rPr>
+        <w:t xml:space="preserve">Not a feature in Rachelle's doc, but every Pro item assumes only paying users get Pro. Checked by the access/leak QA (UI, direct API calls, Firestore rules).</w:t>
+      </w:r>
+    </w:p>
+    <w:tbl>
+      <w:tblPr>
+        <w:tblStyle w:val="LightGrid-Accent1"/>
+        <w:tblW w:type="auto" w:w="0"/>
+        <w:tblLook w:firstColumn="1" w:firstRow="1" w:lastColumn="0" w:lastRow="0" w:noHBand="0" w:noVBand="1" w:val="04A0"/>
+      </w:tblPr>
+      <w:tblGrid>
+        <w:gridCol w:w="3300"/>
+        <w:gridCol w:w="3300"/>
+        <w:gridCol w:w="1500"/>
+        <w:gridCol w:w="900"/>
+      </w:tblGrid>
+      <w:tr>
+        <w:tc>
+          <w:tcPr>
+            <w:tcW w:type="dxa" w:w="3300"/>
+          </w:tcPr>
+          <w:p>
+            <w:pPr/>
+            <w:r>
+              <w:t xml:space="preserve">What Rachelle's spec asks for</w:t>
+            </w:r>
+          </w:p>
+        </w:tc>
+        <w:tc>
+          <w:tcPr>
+            <w:tcW w:type="dxa" w:w="3300"/>
+          </w:tcPr>
+          <w:p>
+            <w:pPr/>
+            <w:r>
+              <w:t xml:space="preserve">What the website does today</w:t>
+            </w:r>
+          </w:p>
+        </w:tc>
+        <w:tc>
+          <w:tcPr>
+            <w:tcW w:type="dxa" w:w="1500"/>
+          </w:tcPr>
+          <w:p>
+            <w:pPr/>
+            <w:r>
+              <w:t xml:space="preserve">Status</w:t>
+            </w:r>
+          </w:p>
+        </w:tc>
+        <w:tc>
+          <w:tcPr>
+            <w:tcW w:type="dxa" w:w="900"/>
+          </w:tcPr>
+          <w:p>
+            <w:pPr/>
+            <w:r>
+              <w:t xml:space="preserve">Effort</w:t>
+            </w:r>
+          </w:p>
+        </w:tc>
+      </w:tr>
+      <w:tr>
+        <w:tc>
+          <w:tcPr>
+            <w:tcW w:type="dxa" w:w="3300"/>
+          </w:tcPr>
+          <w:p>
+            <w:pPr/>
+            <w:r>
+              <w:t xml:space="preserve">Pro tools and data only for subscribers.</w:t>
+            </w:r>
+          </w:p>
+        </w:tc>
+        <w:tc>
+          <w:tcPr>
+            <w:tcW w:type="dxa" w:w="3300"/>
+          </w:tcPr>
+          <w:p>
+            <w:pPr/>
+            <w:r>
+              <w:t xml:space="preserve">Done on 10 Oct: Pro = subscribed (isPremium) only. Admin roles no longer unlock Pro. Pages, sidebar, server APIs and the wallet lookup all enforce it, and QA confirmed nothing leaks through the app.</w:t>
+            </w:r>
+          </w:p>
+        </w:tc>
+        <w:tc>
+          <w:tcPr>
+            <w:tcW w:type="dxa" w:w="1500"/>
+          </w:tcPr>
+          <w:p>
+            <w:pPr/>
+            <w:r>
+              <w:rPr>
+                <w:b/>
+                <w:color w:val="2E7D32"/>
+              </w:rPr>
+              <w:t xml:space="preserve">✅ Done</w:t>
+            </w:r>
+          </w:p>
+        </w:tc>
+        <w:tc>
+          <w:tcPr>
+            <w:tcW w:type="dxa" w:w="900"/>
+          </w:tcPr>
+          <w:p>
+            <w:pPr/>
+            <w:r>
+              <w:t xml:space="preserve">—</w:t>
+            </w:r>
+          </w:p>
+        </w:tc>
+      </w:tr>
+      <w:tr>
+        <w:tc>
+          <w:tcPr>
+            <w:tcW w:type="dxa" w:w="3300"/>
+          </w:tcPr>
+          <w:p>
+            <w:pPr/>
+            <w:r>
+              <w:t xml:space="preserve">Users can't give themselves Pro or admin rights.</w:t>
+            </w:r>
+          </w:p>
+        </w:tc>
+        <w:tc>
+          <w:tcPr>
+            <w:tcW w:type="dxa" w:w="3300"/>
+          </w:tcPr>
+          <w:p>
+            <w:pPr/>
+            <w:r>
+              <w:t xml:space="preserve">Not yet: Firestore rules let a signed-in user edit their own isPremium/role, create an 'active' subscription, and read Pro content directly. A fix is written (docs/security/2026-10-10-firestore-rules-pro-leaks.md) but needs a rules deploy.</w:t>
+            </w:r>
+          </w:p>
+        </w:tc>
+        <w:tc>
+          <w:tcPr>
+            <w:tcW w:type="dxa" w:w="1500"/>
+          </w:tcPr>
+          <w:p>
+            <w:pPr/>
+            <w:r>
+              <w:rPr>
+                <w:b/>
+                <w:color w:val="C62828"/>
+              </w:rPr>
+              <w:t xml:space="preserve">❌ Missing</w:t>
+            </w:r>
+          </w:p>
+        </w:tc>
+        <w:tc>
+          <w:tcPr>
+            <w:tcW w:type="dxa" w:w="900"/>
+          </w:tcPr>
+          <w:p>
+            <w:pPr/>
+            <w:r>
+              <w:t xml:space="preserve">S</w:t>
+            </w:r>
+          </w:p>
+        </w:tc>
+      </w:tr>
+    </w:tbl>
+    <w:p>
       <w:r>
         <w:br w:type="page"/>
       </w:r>
@@ -7248,6 +7656,54 @@
       </w:pPr>
       <w:r>
         <w:t xml:space="preserve">Not compared: the older sheets in the same file (Revisi Logic Plus, Advanced / Plus, Pro Tool Logic details, Inputs, Naming Notes) — they are earlier drafts superseded by the two briefs. Rachelle's linked mockup could not be opened (the link shows only a loading screen).</w:t>
+      </w:r>
+    </w:p>
+    <w:p>
+      <w:pPr>
+        <w:pStyle w:val="Heading2"/>
+      </w:pPr>
+      <w:r>
+        <w:t xml:space="preserve">v1.1 — 10 Oct 2026</w:t>
+      </w:r>
+    </w:p>
+    <w:p>
+      <w:pPr>
+        <w:pStyle w:val="ListBullet"/>
+      </w:pPr>
+      <w:r>
+        <w:t xml:space="preserve">Closed: Spot Pulse Pro 10 tiles (anchors + Watchlist Pro's extra coins). Re-classified the trending-by-volume row as blocked only.</w:t>
+      </w:r>
+    </w:p>
+    <w:p>
+      <w:pPr>
+        <w:pStyle w:val="ListBullet"/>
+      </w:pPr>
+      <w:r>
+        <w:t xml:space="preserve">Changed: Watchlist Pro Section C follows Rachelle's 7-day consistency rule (history building until ~17 Oct).</w:t>
+      </w:r>
+    </w:p>
+    <w:p>
+      <w:pPr>
+        <w:pStyle w:val="ListBullet"/>
+      </w:pPr>
+      <w:r>
+        <w:t xml:space="preserve">Decisions updated: Plus Flow Radar 15-min delay and Spot Pulse placement are now Andrew's decisions (for Rachelle to confirm); new decision: Calendar feeds OFF.</w:t>
+      </w:r>
+    </w:p>
+    <w:p>
+      <w:pPr>
+        <w:pStyle w:val="ListBullet"/>
+      </w:pPr>
+      <w:r>
+        <w:t xml:space="preserve">New section: Pro access &amp; security (subscription-only Pro done; Firestore rules holes open, top priority).</w:t>
+      </w:r>
+    </w:p>
+    <w:p>
+      <w:pPr>
+        <w:pStyle w:val="ListBullet"/>
+      </w:pPr>
+      <w:r>
+        <w:t xml:space="preserve">Renamed tools: Flow Radar Plus, Watchlist Plus, Spot Pulse (Plus tile).</w:t>
       </w:r>
     </w:p>
   </w:body>

--- a/docs/Rachelle Product Specs/Kumami_Gap_Report.docx
+++ b/docs/Rachelle Product Specs/Kumami_Gap_Report.docx
@@ -25,10 +25,10 @@
         <w:rPr>
           <w:b/>
         </w:rPr>
-        <w:t xml:space="preserve">Report v1.1</w:t>
+        <w:t xml:space="preserve">Report v1.2</w:t>
       </w:r>
       <w:r>
-        <w:t xml:space="preserve"> · 10 Oct 2026 · compares Rachelle's “Kumami Website (6).docx” against the dev branch at commit feat/plus-pro-tool-split (as-built spec v1.7).</w:t>
+        <w:t xml:space="preserve"> · 10 Oct 2026 · compares Rachelle's “Kumami Website (6).docx” against the dev branch at commit dev (subscriptions tool + fixes) (as-built spec v1.8).</w:t>
       </w:r>
     </w:p>
     <w:p>
@@ -164,7 +164,7 @@
         <w:t xml:space="preserve">Across all tools: </w:t>
       </w:r>
       <w:r>
-        <w:t xml:space="preserve">✅ Done 21  ·  🟡 Partly 27  ·  ❌ Missing 22  ·  🔒 Blocked by data plan 5  ·  ❓ Decision needed 6</w:t>
+        <w:t xml:space="preserve">✅ Done 22  ·  🟡 Partly 28  ·  ❌ Missing 22  ·  🔒 Blocked by data plan 5  ·  ❓ Decision needed 6</w:t>
       </w:r>
     </w:p>
     <w:tbl>
@@ -415,7 +415,7 @@
           <w:p>
             <w:pPr/>
             <w:r>
-              <w:t xml:space="preserve">2</w:t>
+              <w:t xml:space="preserve">3</w:t>
             </w:r>
           </w:p>
         </w:tc>
@@ -1484,7 +1484,7 @@
           <w:p>
             <w:pPr/>
             <w:r>
-              <w:t xml:space="preserve">1</w:t>
+              <w:t xml:space="preserve">2</w:t>
             </w:r>
           </w:p>
         </w:tc>
@@ -3337,6 +3337,56 @@
           </w:p>
         </w:tc>
       </w:tr>
+      <w:tr>
+        <w:tc>
+          <w:tcPr>
+            <w:tcW w:type="dxa" w:w="3300"/>
+          </w:tcPr>
+          <w:p>
+            <w:pPr/>
+            <w:r>
+              <w:t xml:space="preserve">Exchange Netflow refresh: daily (spec notes the endpoint updates once a day); default view 7D.</w:t>
+            </w:r>
+          </w:p>
+        </w:tc>
+        <w:tc>
+          <w:tcPr>
+            <w:tcW w:type="dxa" w:w="3300"/>
+          </w:tcPr>
+          <w:p>
+            <w:pPr/>
+            <w:r>
+              <w:t xml:space="preserve">On 24H the panel now says 'Updates daily — switch to 7D' instead of a misleading $0. The page still opens on 24H (Andrew's choice).</w:t>
+            </w:r>
+          </w:p>
+        </w:tc>
+        <w:tc>
+          <w:tcPr>
+            <w:tcW w:type="dxa" w:w="1500"/>
+          </w:tcPr>
+          <w:p>
+            <w:pPr/>
+            <w:r>
+              <w:rPr>
+                <w:b/>
+                <w:color w:val="B26A00"/>
+              </w:rPr>
+              <w:t xml:space="preserve">🟡 Partly</w:t>
+            </w:r>
+          </w:p>
+        </w:tc>
+        <w:tc>
+          <w:tcPr>
+            <w:tcW w:type="dxa" w:w="900"/>
+          </w:tcPr>
+          <w:p>
+            <w:pPr/>
+            <w:r>
+              <w:t xml:space="preserve">S</w:t>
+            </w:r>
+          </w:p>
+        </w:tc>
+      </w:tr>
     </w:tbl>
     <w:p>
       <w:pPr>
@@ -5828,7 +5878,7 @@
           <w:p>
             <w:pPr/>
             <w:r>
-              <w:t xml:space="preserve">Rachelle's 7-day consistency rule is built (days present in Flow Radar, then USD; stablecoins excluded). Daily history started 10 Oct 2026, so it becomes fully 7-day on ~17 Oct; until then it fills from 24h scoring and the days seen so far. The 5-criteria score is not used.</w:t>
+              <w:t xml:space="preserve">Rachelle's 7-day consistency rule is built and active: 7 days of Flow Radar history exist (4–9 Oct backfilled from whale transfers + liquidation spikes, live since 10 Oct). Ranked by days present, then USD; stablecoins and wrapped anchors excluded. The 5-criteria score itself is not used.</w:t>
             </w:r>
           </w:p>
         </w:tc>
@@ -7363,6 +7413,56 @@
             <w:pPr/>
             <w:r>
               <w:t xml:space="preserve">Done on 10 Oct: Pro = subscribed (isPremium) only. Admin roles no longer unlock Pro. Pages, sidebar, server APIs and the wallet lookup all enforce it, and QA confirmed nothing leaks through the app.</w:t>
+            </w:r>
+          </w:p>
+        </w:tc>
+        <w:tc>
+          <w:tcPr>
+            <w:tcW w:type="dxa" w:w="1500"/>
+          </w:tcPr>
+          <w:p>
+            <w:pPr/>
+            <w:r>
+              <w:rPr>
+                <w:b/>
+                <w:color w:val="2E7D32"/>
+              </w:rPr>
+              <w:t xml:space="preserve">✅ Done</w:t>
+            </w:r>
+          </w:p>
+        </w:tc>
+        <w:tc>
+          <w:tcPr>
+            <w:tcW w:type="dxa" w:w="900"/>
+          </w:tcPr>
+          <w:p>
+            <w:pPr/>
+            <w:r>
+              <w:t xml:space="preserve">—</w:t>
+            </w:r>
+          </w:p>
+        </w:tc>
+      </w:tr>
+      <w:tr>
+        <w:tc>
+          <w:tcPr>
+            <w:tcW w:type="dxa" w:w="3300"/>
+          </w:tcPr>
+          <w:p>
+            <w:pPr/>
+            <w:r>
+              <w:t xml:space="preserve">A way to give or remove Pro for a user (comps, support).</w:t>
+            </w:r>
+          </w:p>
+        </w:tc>
+        <w:tc>
+          <w:tcPr>
+            <w:tcW w:type="dxa" w:w="3300"/>
+          </w:tcPr>
+          <w:p>
+            <w:pPr/>
+            <w:r>
+              <w:t xml:space="preserve">Superadmin-only Subscriptions page: grant for 1/3/12 months or no end date, remove; audited; Pro switches off automatically after the end date.</w:t>
             </w:r>
           </w:p>
         </w:tc>
@@ -7704,6 +7804,38 @@
       </w:pPr>
       <w:r>
         <w:t xml:space="preserve">Renamed tools: Flow Radar Plus, Watchlist Plus, Spot Pulse (Plus tile).</w:t>
+      </w:r>
+    </w:p>
+    <w:p>
+      <w:pPr>
+        <w:pStyle w:val="Heading2"/>
+      </w:pPr>
+      <w:r>
+        <w:t xml:space="preserve">v1.2 — 10 Oct 2026</w:t>
+      </w:r>
+    </w:p>
+    <w:p>
+      <w:pPr>
+        <w:pStyle w:val="ListBullet"/>
+      </w:pPr>
+      <w:r>
+        <w:t xml:space="preserve">Watchlist Pro Section C: 7-day rule now active (history backfilled).</w:t>
+      </w:r>
+    </w:p>
+    <w:p>
+      <w:pPr>
+        <w:pStyle w:val="ListBullet"/>
+      </w:pPr>
+      <w:r>
+        <w:t xml:space="preserve">Pro access: Subscriptions admin tool added (done).</w:t>
+      </w:r>
+    </w:p>
+    <w:p>
+      <w:pPr>
+        <w:pStyle w:val="ListBullet"/>
+      </w:pPr>
+      <w:r>
+        <w:t xml:space="preserve">On-Chain: Exchange Netflow 24H shows 'updates daily' (partial — page default stays 24H).</w:t>
       </w:r>
     </w:p>
   </w:body>

--- a/docs/Rachelle Product Specs/Kumami_Gap_Report.docx
+++ b/docs/Rachelle Product Specs/Kumami_Gap_Report.docx
@@ -25,10 +25,10 @@
         <w:rPr>
           <w:b/>
         </w:rPr>
-        <w:t xml:space="preserve">Report v1.2</w:t>
+        <w:t xml:space="preserve">Report v1.3</w:t>
       </w:r>
       <w:r>
-        <w:t xml:space="preserve"> · 10 Oct 2026 · compares Rachelle's “Kumami Website (6).docx” against the dev branch at commit dev (subscriptions tool + fixes) (as-built spec v1.8).</w:t>
+        <w:t xml:space="preserve"> · 10 Oct 2026 · compares Rachelle's “Kumami Website (6).docx” against the dev branch at commit dev (admin-content QA + Following/Digest fixes) (as-built spec v1.9).</w:t>
       </w:r>
     </w:p>
     <w:p>
@@ -7024,7 +7024,7 @@
           <w:p>
             <w:pPr/>
             <w:r>
-              <w:t xml:space="preserve">Recap of research, news, airdrops, team calendar events and Alpha Room — no Watchlist or smart-money lines.</w:t>
+              <w:t xml:space="preserve">Recap of the 3 newest research calls, headlines, airdrops, upcoming team calendar events and Alpha Room messages (newest first) — no Watchlist or smart-money lines.</w:t>
             </w:r>
           </w:p>
         </w:tc>
@@ -7074,7 +7074,7 @@
           <w:p>
             <w:pPr/>
             <w:r>
-              <w:t xml:space="preserve">Follows + live in-app price alerts; volume/sentiment alerts not live.</w:t>
+              <w:t xml:space="preserve">Follows (airdrops/whitelists listed by name) + live in-app price alerts; volume/sentiment alerts not live.</w:t>
             </w:r>
           </w:p>
         </w:tc>
@@ -7836,6 +7836,38 @@
       </w:pPr>
       <w:r>
         <w:t xml:space="preserve">On-Chain: Exchange Netflow 24H shows 'updates daily' (partial — page default stays 24H).</w:t>
+      </w:r>
+    </w:p>
+    <w:p>
+      <w:pPr>
+        <w:pStyle w:val="Heading2"/>
+      </w:pPr>
+      <w:r>
+        <w:t xml:space="preserve">v1.3 — 10 Oct 2026</w:t>
+      </w:r>
+    </w:p>
+    <w:p>
+      <w:pPr>
+        <w:pStyle w:val="ListBullet"/>
+      </w:pPr>
+      <w:r>
+        <w:t xml:space="preserve">Daily Digest: newest-first fixed (still partial — no Watchlist / smart-money lines).</w:t>
+      </w:r>
+    </w:p>
+    <w:p>
+      <w:pPr>
+        <w:pStyle w:val="ListBullet"/>
+      </w:pPr>
+      <w:r>
+        <w:t xml:space="preserve">Following &amp; Alerts: followed airdrops show by name (still partial — volume/sentiment alerts not live).</w:t>
+      </w:r>
+    </w:p>
+    <w:p>
+      <w:pPr>
+        <w:pStyle w:val="ListBullet"/>
+      </w:pPr>
+      <w:r>
+        <w:t xml:space="preserve">No status changes; refreshed against Andrew’s spec v1.9.</w:t>
       </w:r>
     </w:p>
   </w:body>

--- a/docs/Rachelle Product Specs/Kumami_Gap_Report.docx
+++ b/docs/Rachelle Product Specs/Kumami_Gap_Report.docx
@@ -25,10 +25,10 @@
         <w:rPr>
           <w:b/>
         </w:rPr>
-        <w:t xml:space="preserve">Report v1.3</w:t>
+        <w:t xml:space="preserve">Report v1.4</w:t>
       </w:r>
       <w:r>
-        <w:t xml:space="preserve"> · 10 Oct 2026 · compares Rachelle's “Kumami Website (6).docx” against the dev branch at commit dev (admin-content QA + Following/Digest fixes) (as-built spec v1.9).</w:t>
+        <w:t xml:space="preserve"> · 11 Oct 2026 · compares Rachelle's “Kumami Website (6).docx” against the dev branch at commit dev (rules on kumami-dev, coin logos, roadmap) (as-built spec v1.12).</w:t>
       </w:r>
     </w:p>
     <w:p>
@@ -1554,7 +1554,7 @@
         <w:rPr>
           <w:b/>
         </w:rPr>
-        <w:t xml:space="preserve">1. Deploy the Firestore rules fix (security) </w:t>
+        <w:t xml:space="preserve">1. Deploy the Firestore rules fix to production (security) </w:t>
       </w:r>
       <w:r>
         <w:rPr>
@@ -1566,7 +1566,7 @@
     <w:p>
       <w:pPr/>
       <w:r>
-        <w:t xml:space="preserve">Right now any signed-in user can make themselves Pro or even superadmin from the browser console, and read Pro content without paying. The fix is written and tested on dev; it needs your go to deploy (it likely affects production too).</w:t>
+        <w:t xml:space="preserve">Done and tested on the dev database (kumami-dev) on 10 Oct. Production — which kumami.world and the deployed dev website use — still lets a signed-in user make themselves Pro or superadmin and read Pro content without paying, until Andrew deploys the rules there.</w:t>
       </w:r>
     </w:p>
     <w:p>
@@ -7868,6 +7868,30 @@
       </w:pPr>
       <w:r>
         <w:t xml:space="preserve">No status changes; refreshed against Andrew’s spec v1.9.</w:t>
+      </w:r>
+    </w:p>
+    <w:p>
+      <w:pPr>
+        <w:pStyle w:val="Heading2"/>
+      </w:pPr>
+      <w:r>
+        <w:t xml:space="preserve">v1.4 — 11 Oct 2026</w:t>
+      </w:r>
+    </w:p>
+    <w:p>
+      <w:pPr>
+        <w:pStyle w:val="ListBullet"/>
+      </w:pPr>
+      <w:r>
+        <w:t xml:space="preserve">Priority 1 updated: the Firestore rules fix is live on kumami-dev; production deploy still pending.</w:t>
+      </w:r>
+    </w:p>
+    <w:p>
+      <w:pPr>
+        <w:pStyle w:val="ListBullet"/>
+      </w:pPr>
+      <w:r>
+        <w:t xml:space="preserve">Refreshed against Andrew’s spec v1.12 (coin logos; Kuma AI knowledge refresh planned).</w:t>
       </w:r>
     </w:p>
   </w:body>

--- a/docs/Rachelle Product Specs/Kumami_Gap_Report.docx
+++ b/docs/Rachelle Product Specs/Kumami_Gap_Report.docx
@@ -25,10 +25,10 @@
         <w:rPr>
           <w:b/>
         </w:rPr>
-        <w:t xml:space="preserve">Report v1.4</w:t>
+        <w:t xml:space="preserve">Report v1.5</w:t>
       </w:r>
       <w:r>
-        <w:t xml:space="preserve"> · 11 Oct 2026 · compares Rachelle's “Kumami Website (6).docx” against the dev branch at commit dev (rules on kumami-dev, coin logos, roadmap) (as-built spec v1.12).</w:t>
+        <w:t xml:space="preserve"> · 14 Oct 2026 · compares Rachelle's “Kumami Website (6).docx” against the dev branch at commit dev (legal / compliance pass) (as-built spec v1.15).</w:t>
       </w:r>
     </w:p>
     <w:p>
@@ -2198,6 +2198,52 @@
           </w:p>
         </w:tc>
       </w:tr>
+      <w:tr>
+        <w:tc>
+          <w:tcPr>
+            <w:tcW w:type="dxa" w:w="1700"/>
+          </w:tcPr>
+          <w:p>
+            <w:pPr/>
+            <w:r>
+              <w:t xml:space="preserve">Legal pages and consent (not in Rachelle's spec)</w:t>
+            </w:r>
+          </w:p>
+        </w:tc>
+        <w:tc>
+          <w:tcPr>
+            <w:tcW w:type="dxa" w:w="2500"/>
+          </w:tcPr>
+          <w:p>
+            <w:pPr/>
+            <w:r>
+              <w:t xml:space="preserve">Not covered by her spec.</w:t>
+            </w:r>
+          </w:p>
+        </w:tc>
+        <w:tc>
+          <w:tcPr>
+            <w:tcW w:type="dxa" w:w="2500"/>
+          </w:tcPr>
+          <w:p>
+            <w:pPr/>
+            <w:r>
+              <w:t xml:space="preserve">Privacy Policy, cookie banner (analytics only after Accept), Terms/Privacy links at sign-up and payment, and a not-financial-advice footer on every app page (Andrew's spec v1.15, Basic §7).</w:t>
+            </w:r>
+          </w:p>
+        </w:tc>
+        <w:tc>
+          <w:tcPr>
+            <w:tcW w:type="dxa" w:w="2300"/>
+          </w:tcPr>
+          <w:p>
+            <w:pPr/>
+            <w:r>
+              <w:t xml:space="preserve">Company legal name, country and privacy email for the policy; confirm 18+; refund policy; referral rules.</w:t>
+            </w:r>
+          </w:p>
+        </w:tc>
+      </w:tr>
     </w:tbl>
     <w:p>
       <w:r>
@@ -7892,6 +7938,22 @@
       </w:pPr>
       <w:r>
         <w:t xml:space="preserve">Refreshed against Andrew’s spec v1.12 (coin logos; Kuma AI knowledge refresh planned).</w:t>
+      </w:r>
+    </w:p>
+    <w:p>
+      <w:pPr>
+        <w:pStyle w:val="Heading2"/>
+      </w:pPr>
+      <w:r>
+        <w:t xml:space="preserve">v1.5 — 14 Oct 2026</w:t>
+      </w:r>
+    </w:p>
+    <w:p>
+      <w:pPr>
+        <w:pStyle w:val="ListBullet"/>
+      </w:pPr>
+      <w:r>
+        <w:t xml:space="preserve">Refreshed against Andrew’s spec v1.15 (legal / compliance pass). No rows from Rachelle’s spec changed — her spec doesn’t cover legal pages; added a decisions row for the open legal questions.</w:t>
       </w:r>
     </w:p>
   </w:body>

--- a/docs/Rachelle Product Specs/Kumami_Gap_Report.docx
+++ b/docs/Rachelle Product Specs/Kumami_Gap_Report.docx
@@ -25,10 +25,10 @@
         <w:rPr>
           <w:b/>
         </w:rPr>
-        <w:t xml:space="preserve">Report v1.5</w:t>
+        <w:t xml:space="preserve">Report v1.6</w:t>
       </w:r>
       <w:r>
-        <w:t xml:space="preserve"> · 14 Oct 2026 · compares Rachelle's “Kumami Website (6).docx” against the dev branch at commit dev (legal / compliance pass) (as-built spec v1.15).</w:t>
+        <w:t xml:space="preserve"> · 14 Oct 2026 · compares Rachelle's “Kumami Website (6).docx” against the dev branch at commit dev (account deletion) (as-built spec v1.16).</w:t>
       </w:r>
     </w:p>
     <w:p>
@@ -2228,7 +2228,7 @@
           <w:p>
             <w:pPr/>
             <w:r>
-              <w:t xml:space="preserve">Privacy Policy, cookie banner (analytics only after Accept), Terms/Privacy links at sign-up and payment, and a not-financial-advice footer on every app page (Andrew's spec v1.15, Basic §7).</w:t>
+              <w:t xml:space="preserve">Privacy Policy, cookie banner (analytics only after Accept), Terms/Privacy links at sign-up and payment, a not-financial-advice footer on every app page (Andrew's spec v1.15, Basic §7), and self-serve account deletion in Profile (v1.16, Basic §8).</w:t>
             </w:r>
           </w:p>
         </w:tc>
@@ -7954,6 +7954,22 @@
       </w:pPr>
       <w:r>
         <w:t xml:space="preserve">Refreshed against Andrew’s spec v1.15 (legal / compliance pass). No rows from Rachelle’s spec changed — her spec doesn’t cover legal pages; added a decisions row for the open legal questions.</w:t>
+      </w:r>
+    </w:p>
+    <w:p>
+      <w:pPr>
+        <w:pStyle w:val="Heading2"/>
+      </w:pPr>
+      <w:r>
+        <w:t xml:space="preserve">v1.6 — 14 Oct 2026</w:t>
+      </w:r>
+    </w:p>
+    <w:p>
+      <w:pPr>
+        <w:pStyle w:val="ListBullet"/>
+      </w:pPr>
+      <w:r>
+        <w:t xml:space="preserve">Refreshed against Andrew’s spec v1.16 (self-serve account deletion, Basic §8). No rows from Rachelle’s spec changed — her spec doesn’t cover account deletion; the legal decisions row now mentions it.</w:t>
       </w:r>
     </w:p>
   </w:body>

--- a/docs/Rachelle Product Specs/Kumami_Gap_Report.docx
+++ b/docs/Rachelle Product Specs/Kumami_Gap_Report.docx
@@ -25,10 +25,10 @@
         <w:rPr>
           <w:b/>
         </w:rPr>
-        <w:t xml:space="preserve">Report v1.6</w:t>
+        <w:t xml:space="preserve">Report v1.7</w:t>
       </w:r>
       <w:r>
-        <w:t xml:space="preserve"> · 14 Oct 2026 · compares Rachelle's “Kumami Website (6).docx” against the dev branch at commit dev (account deletion) (as-built spec v1.16).</w:t>
+        <w:t xml:space="preserve"> · 14 Oct 2026 · compares Rachelle's “Kumami Website (6).docx” against the dev branch at commit dev (Terms update) (as-built spec v1.17).</w:t>
       </w:r>
     </w:p>
     <w:p>
@@ -2228,7 +2228,7 @@
           <w:p>
             <w:pPr/>
             <w:r>
-              <w:t xml:space="preserve">Privacy Policy, cookie banner (analytics only after Accept), Terms/Privacy links at sign-up and payment, a not-financial-advice footer on every app page (Andrew's spec v1.15, Basic §7), and self-serve account deletion in Profile (v1.16, Basic §8).</w:t>
+              <w:t xml:space="preserve">Privacy Policy, cookie banner (analytics only after Accept), Terms/Privacy links at sign-up and payment, a not-financial-advice footer on every app page (Andrew's spec v1.15, Basic §7), self-serve account deletion in Profile (v1.16, Basic §8), and rewritten Terms of Service with 18+, refunds (none once a period has started), referral rules, sanctions, AI output and copyright contact (v1.17).</w:t>
             </w:r>
           </w:p>
         </w:tc>
@@ -2239,7 +2239,7 @@
           <w:p>
             <w:pPr/>
             <w:r>
-              <w:t xml:space="preserve">Company legal name, country and privacy email for the policy; confirm 18+; refund policy; referral rules.</w:t>
+              <w:t xml:space="preserve">Company legal name, country and contact email (still placeholders on Terms and Privacy); a lawyer review before main.</w:t>
             </w:r>
           </w:p>
         </w:tc>
@@ -7970,6 +7970,22 @@
       </w:pPr>
       <w:r>
         <w:t xml:space="preserve">Refreshed against Andrew’s spec v1.16 (self-serve account deletion, Basic §8). No rows from Rachelle’s spec changed — her spec doesn’t cover account deletion; the legal decisions row now mentions it.</w:t>
+      </w:r>
+    </w:p>
+    <w:p>
+      <w:pPr>
+        <w:pStyle w:val="Heading2"/>
+      </w:pPr>
+      <w:r>
+        <w:t xml:space="preserve">v1.7 — 14 Oct 2026</w:t>
+      </w:r>
+    </w:p>
+    <w:p>
+      <w:pPr>
+        <w:pStyle w:val="ListBullet"/>
+      </w:pPr>
+      <w:r>
+        <w:t xml:space="preserve">Refreshed against Andrew’s spec v1.17 (Terms of Service rewrite). No rows from Rachelle’s spec changed — her spec doesn’t cover legal pages; the legal decisions row now only asks for company details and a lawyer review.</w:t>
       </w:r>
     </w:p>
   </w:body>

--- a/docs/Rachelle Product Specs/Kumami_Gap_Report.docx
+++ b/docs/Rachelle Product Specs/Kumami_Gap_Report.docx
@@ -25,10 +25,10 @@
         <w:rPr>
           <w:b/>
         </w:rPr>
-        <w:t xml:space="preserve">Report v1.7</w:t>
+        <w:t xml:space="preserve">Report v1.8</w:t>
       </w:r>
       <w:r>
-        <w:t xml:space="preserve"> · 14 Oct 2026 · compares Rachelle's “Kumami Website (6).docx” against the dev branch at commit dev (Terms update) (as-built spec v1.17).</w:t>
+        <w:t xml:space="preserve"> · 15 Oct 2026 · compares Rachelle's “Kumami Website (6).docx” against the dev branch at commit dev (legal undo) (as-built spec v1.18).</w:t>
       </w:r>
     </w:p>
     <w:p>
@@ -2228,7 +2228,7 @@
           <w:p>
             <w:pPr/>
             <w:r>
-              <w:t xml:space="preserve">Privacy Policy, cookie banner (analytics only after Accept), Terms/Privacy links at sign-up and payment, a not-financial-advice footer on every app page (Andrew's spec v1.15, Basic §7), self-serve account deletion in Profile (v1.16, Basic §8), and rewritten Terms of Service with 18+, refunds (none once a period has started), referral rules, sanctions, AI output and copyright contact (v1.17).</w:t>
+              <w:t xml:space="preserve">The team's original Terms (from Firestore, as on main), a cookie banner (analytics only after Accept) and self-serve account deletion in Profile (Andrew's spec v1.18, Basic §7–§8). The invented Privacy Policy, Terms rewrite and made-up legal lines were removed on 15 Oct 2026.</w:t>
             </w:r>
           </w:p>
         </w:tc>
@@ -2239,7 +2239,7 @@
           <w:p>
             <w:pPr/>
             <w:r>
-              <w:t xml:space="preserve">Company legal name, country and contact email (still placeholders on Terms and Privacy); a lawyer review before main.</w:t>
+              <w:t xml:space="preserve">Andrew's team to supply: Privacy Policy text, company details, and any refund, referral, age or disclaimer wording (to-dos proposed).</w:t>
             </w:r>
           </w:p>
         </w:tc>
@@ -7986,6 +7986,22 @@
       </w:pPr>
       <w:r>
         <w:t xml:space="preserve">Refreshed against Andrew’s spec v1.17 (Terms of Service rewrite). No rows from Rachelle’s spec changed — her spec doesn’t cover legal pages; the legal decisions row now only asks for company details and a lawyer review.</w:t>
+      </w:r>
+    </w:p>
+    <w:p>
+      <w:pPr>
+        <w:pStyle w:val="Heading2"/>
+      </w:pPr>
+      <w:r>
+        <w:t xml:space="preserve">v1.8 — 15 Oct 2026</w:t>
+      </w:r>
+    </w:p>
+    <w:p>
+      <w:pPr>
+        <w:pStyle w:val="ListBullet"/>
+      </w:pPr>
+      <w:r>
+        <w:t xml:space="preserve">Refreshed against Andrew’s spec v1.18 (invented legal text removed). No rows from Rachelle’s spec changed; the legal row now lists what Andrew’s team needs to supply.</w:t>
       </w:r>
     </w:p>
   </w:body>

--- a/docs/Rachelle Product Specs/Kumami_Gap_Report.docx
+++ b/docs/Rachelle Product Specs/Kumami_Gap_Report.docx
@@ -25,10 +25,10 @@
         <w:rPr>
           <w:b/>
         </w:rPr>
-        <w:t xml:space="preserve">Report v1.8</w:t>
+        <w:t xml:space="preserve">Report v1.9</w:t>
       </w:r>
       <w:r>
-        <w:t xml:space="preserve"> · 15 Oct 2026 · compares Rachelle's “Kumami Website (6).docx” against the dev branch at commit dev (legal undo) (as-built spec v1.18).</w:t>
+        <w:t xml:space="preserve"> · 17 Oct 2026 · compares Rachelle's “Kumami Website (6).docx” against the dev branch at commit dev (Console regime scoring) (as-built spec v1.19).</w:t>
       </w:r>
     </w:p>
     <w:p>
@@ -140,7 +140,7 @@
     <w:p>
       <w:pPr/>
       <w:r>
-        <w:t xml:space="preserve">Plus is in good shape: every tool Rachelle listed exists and runs on live data, and the six “Tier 1 — fix immediately” bugs from her spec are all fixed. The gaps are mostly small rule details (a few thresholds and scoring weights differ from her numbers), three missing extras on Flow Radar, the AI-written sentences (no AI layer is connected yet), and two places where we followed her later mockup instead of the written spec (Spot Pulse and Intelligence no longer have their own tabs).</w:t>
+        <w:t xml:space="preserve">Plus is in good shape: every tool Rachelle listed exists and runs on live data, and the six “Tier 1 — fix immediately” bugs from her spec are all fixed. The Console’s regime scoring now follows her rules exactly (17 Oct). The remaining gaps are mostly small rule details (a few thresholds differ from her numbers, and the funding rate is read 100× too high on On-Chain and Watchlist), three missing extras on Flow Radar, the AI-written sentences (no AI layer is connected yet), and two places where we followed her later mockup instead of the written spec (Spot Pulse and Intelligence no longer have their own tabs).</w:t>
       </w:r>
     </w:p>
     <w:p>
@@ -164,7 +164,7 @@
         <w:t xml:space="preserve">Across all tools: </w:t>
       </w:r>
       <w:r>
-        <w:t xml:space="preserve">✅ Done 22  ·  🟡 Partly 28  ·  ❌ Missing 22  ·  🔒 Blocked by data plan 5  ·  ❓ Decision needed 6</w:t>
+        <w:t xml:space="preserve">✅ Done 28  ·  🟡 Partly 24  ·  ❌ Missing 22  ·  🔒 Blocked by data plan 5  ·  ❓ Decision needed 6</w:t>
       </w:r>
     </w:p>
     <w:tbl>
@@ -314,7 +314,7 @@
           <w:p>
             <w:pPr/>
             <w:r>
-              <w:t xml:space="preserve">3</w:t>
+              <w:t xml:space="preserve">9</w:t>
             </w:r>
           </w:p>
         </w:tc>
@@ -325,7 +325,7 @@
           <w:p>
             <w:pPr/>
             <w:r>
-              <w:t xml:space="preserve">5</w:t>
+              <w:t xml:space="preserve">1</w:t>
             </w:r>
           </w:p>
         </w:tc>
@@ -336,7 +336,7 @@
           <w:p>
             <w:pPr/>
             <w:r>
-              <w:t xml:space="preserve">3</w:t>
+              <w:t xml:space="preserve">1</w:t>
             </w:r>
           </w:p>
         </w:tc>
@@ -426,7 +426,7 @@
           <w:p>
             <w:pPr/>
             <w:r>
-              <w:t xml:space="preserve">1</w:t>
+              <w:t xml:space="preserve">2</w:t>
             </w:r>
           </w:p>
         </w:tc>
@@ -876,7 +876,7 @@
           <w:p>
             <w:pPr/>
             <w:r>
-              <w:t xml:space="preserve"/>
+              <w:t xml:space="preserve">1</w:t>
             </w:r>
           </w:p>
         </w:tc>
@@ -1575,28 +1575,7 @@
         <w:rPr>
           <w:b/>
         </w:rPr>
-        <w:t xml:space="preserve">2. Fix the Console regime scoring to match the spec </w:t>
-      </w:r>
-      <w:r>
-        <w:rPr>
-          <w:i/>
-        </w:rPr>
-        <w:t xml:space="preserve">(Small (≤ 1 day))</w:t>
-      </w:r>
-    </w:p>
-    <w:p>
-      <w:pPr/>
-      <w:r>
-        <w:t xml:space="preserve">Five small rule differences (extreme Fear &amp; Greed weighted ±1.5, the ±$100M ETF band, the funding neutral zone, the OI-vs-price matrix, confidence measured on active signals only, and HYPE's 0.7 confidence cap). The Console verdict is the first thing every Plus user reads, and right now it can disagree with what Rachelle's rules would say.</w:t>
-      </w:r>
-    </w:p>
-    <w:p>
-      <w:pPr/>
-      <w:r>
-        <w:rPr>
-          <w:b/>
-        </w:rPr>
-        <w:t xml:space="preserve">3. Flow Radar: correct liquidation direction and smart-money severity </w:t>
+        <w:t xml:space="preserve">2. Flow Radar: correct liquidation direction and smart-money severity </w:t>
       </w:r>
       <w:r>
         <w:rPr>
@@ -1617,7 +1596,7 @@
         <w:rPr>
           <w:b/>
         </w:rPr>
-        <w:t xml:space="preserve">4. Add the On-Chain asset HYPE (replace AVAX) and the missing OI / funding bands </w:t>
+        <w:t xml:space="preserve">3. On-Chain and Watchlist: fix the funding rate (shown 100× too high), add HYPE (replace AVAX) and the missing OI / funding bands </w:t>
       </w:r>
       <w:r>
         <w:rPr>
@@ -1629,7 +1608,7 @@
     <w:p>
       <w:pPr/>
       <w:r>
-        <w:t xml:space="preserve">On-Chain Insights is the only Plus page whose asset switcher doesn't match the BTC/ETH/SOL/BNB/HYPE universe used everywhere else.</w:t>
+        <w:t xml:space="preserve">The funding feed is read 100× too high on both pages, so normal funding shows as Overheated. On-Chain Insights is also the only Plus page whose asset switcher doesn’t match the BTC/ETH/SOL/BNB/HYPE universe used everywhere else.</w:t>
       </w:r>
     </w:p>
     <w:p>
@@ -1638,7 +1617,7 @@
         <w:rPr>
           <w:b/>
         </w:rPr>
-        <w:t xml:space="preserve">5. Decide the open questions (see “Decisions needed”) </w:t>
+        <w:t xml:space="preserve">4. Decide the open questions (see “Decisions needed”) </w:t>
       </w:r>
       <w:r>
         <w:rPr>
@@ -1659,7 +1638,7 @@
         <w:rPr>
           <w:b/>
         </w:rPr>
-        <w:t xml:space="preserve">6. Build the Exchange Flow event type and turn on cross-signal outlines for Plus </w:t>
+        <w:t xml:space="preserve">5. Build the Exchange Flow event type and turn on cross-signal outlines for Plus </w:t>
       </w:r>
       <w:r>
         <w:rPr>
@@ -1680,7 +1659,7 @@
         <w:rPr>
           <w:b/>
         </w:rPr>
-        <w:t xml:space="preserve">7. Connect an AI layer for the written interpretations </w:t>
+        <w:t xml:space="preserve">6. Connect an AI layer for the written interpretations </w:t>
       </w:r>
       <w:r>
         <w:rPr>
@@ -1701,7 +1680,7 @@
         <w:rPr>
           <w:b/>
         </w:rPr>
-        <w:t xml:space="preserve">8. Flow Radar Pro significance engine </w:t>
+        <w:t xml:space="preserve">7. Flow Radar Pro significance engine </w:t>
       </w:r>
       <w:r>
         <w:rPr>
@@ -1722,7 +1701,7 @@
         <w:rPr>
           <w:b/>
         </w:rPr>
-        <w:t xml:space="preserve">9. Watchlist Pro: add-time validation, ◆ early-signal tags, saved lists </w:t>
+        <w:t xml:space="preserve">8. Watchlist Pro: add-time validation, ◆ early-signal tags, saved lists </w:t>
       </w:r>
       <w:r>
         <w:rPr>
@@ -1743,7 +1722,7 @@
         <w:rPr>
           <w:b/>
         </w:rPr>
-        <w:t xml:space="preserve">10. Crypto Address Tracker: PnL, win rate, Trader/Farmer tags, multi-chain </w:t>
+        <w:t xml:space="preserve">9. Crypto Address Tracker: PnL, win rate, Trader/Farmer tags, multi-chain </w:t>
       </w:r>
       <w:r>
         <w:rPr>
@@ -2284,7 +2263,7 @@
         <w:rPr>
           <w:i/>
         </w:rPr>
-        <w:t xml:space="preserve">Layout, tiles and the six Tier-1 bug fixes match. The regime engine's scoring details differ from §1.1, and the AI sentence is missing.</w:t>
+        <w:t xml:space="preserve">Layout, tiles, the six Tier-1 bug fixes and the regime engine’s §1.1 scoring rules all match (since 17 Oct). The AI sentence is still missing.</w:t>
       </w:r>
     </w:p>
     <w:tbl>
@@ -2414,7 +2393,7 @@
           <w:p>
             <w:pPr/>
             <w:r>
-              <w:t xml:space="preserve">Every band scores ±1 — extremes aren't weighted more.</w:t>
+              <w:t xml:space="preserve">Built as specified: Extreme Fear +1.5, Fear +1, Neutral 0, Greed −1, Extreme Greed −1.5.</w:t>
             </w:r>
           </w:p>
         </w:tc>
@@ -2427,9 +2406,9 @@
             <w:r>
               <w:rPr>
                 <w:b/>
-                <w:color w:val="B26A00"/>
+                <w:color w:val="2E7D32"/>
               </w:rPr>
-              <w:t xml:space="preserve">🟡 Partly</w:t>
+              <w:t xml:space="preserve">✅ Done</w:t>
             </w:r>
           </w:p>
         </w:tc>
@@ -2440,7 +2419,7 @@
           <w:p>
             <w:pPr/>
             <w:r>
-              <w:t xml:space="preserve">S</w:t>
+              <w:t xml:space="preserve">—</w:t>
             </w:r>
           </w:p>
         </w:tc>
@@ -2464,7 +2443,7 @@
           <w:p>
             <w:pPr/>
             <w:r>
-              <w:t xml:space="preserve">Any positive or negative 7-day flow counts.</w:t>
+              <w:t xml:space="preserve">Built as specified: a 7-day flow inside ±$100M scores 0.</w:t>
             </w:r>
           </w:p>
         </w:tc>
@@ -2477,9 +2456,9 @@
             <w:r>
               <w:rPr>
                 <w:b/>
-                <w:color w:val="B26A00"/>
+                <w:color w:val="2E7D32"/>
               </w:rPr>
-              <w:t xml:space="preserve">🟡 Partly</w:t>
+              <w:t xml:space="preserve">✅ Done</w:t>
             </w:r>
           </w:p>
         </w:tc>
@@ -2490,7 +2469,7 @@
           <w:p>
             <w:pPr/>
             <w:r>
-              <w:t xml:space="preserve">S</w:t>
+              <w:t xml:space="preserve">—</w:t>
             </w:r>
           </w:p>
         </w:tc>
@@ -2514,7 +2493,7 @@
           <w:p>
             <w:pPr/>
             <w:r>
-              <w:t xml:space="preserve">Any negative funding scores +1 (no −0.05% threshold).</w:t>
+              <w:t xml:space="preserve">Built as specified (+0.05% to +0.1% also scores 0, which the spec leaves open). Also fixed: the Console read the funding feed 100× too high, so normal funding (about 0.007%) looked overheated and pushed the verdict bearish.</w:t>
             </w:r>
           </w:p>
         </w:tc>
@@ -2527,9 +2506,9 @@
             <w:r>
               <w:rPr>
                 <w:b/>
-                <w:color w:val="B26A00"/>
+                <w:color w:val="2E7D32"/>
               </w:rPr>
-              <w:t xml:space="preserve">🟡 Partly</w:t>
+              <w:t xml:space="preserve">✅ Done</w:t>
             </w:r>
           </w:p>
         </w:tc>
@@ -2540,7 +2519,7 @@
           <w:p>
             <w:pPr/>
             <w:r>
-              <w:t xml:space="preserve">S</w:t>
+              <w:t xml:space="preserve">—</w:t>
             </w:r>
           </w:p>
         </w:tc>
@@ -2564,7 +2543,7 @@
           <w:p>
             <w:pPr/>
             <w:r>
-              <w:t xml:space="preserve">OI up + price flat scores −1 and OI up + price down scores 0 — the two cases are swapped.</w:t>
+              <w:t xml:space="preserve">Built as specified: OI up + price flat → 0, OI up + price down → −1.</w:t>
             </w:r>
           </w:p>
         </w:tc>
@@ -2577,9 +2556,9 @@
             <w:r>
               <w:rPr>
                 <w:b/>
-                <w:color w:val="C62828"/>
+                <w:color w:val="2E7D32"/>
               </w:rPr>
-              <w:t xml:space="preserve">❌ Missing</w:t>
+              <w:t xml:space="preserve">✅ Done</w:t>
             </w:r>
           </w:p>
         </w:tc>
@@ -2590,7 +2569,7 @@
           <w:p>
             <w:pPr/>
             <w:r>
-              <w:t xml:space="preserve">S</w:t>
+              <w:t xml:space="preserve">—</w:t>
             </w:r>
           </w:p>
         </w:tc>
@@ -2614,7 +2593,7 @@
           <w:p>
             <w:pPr/>
             <w:r>
-              <w:t xml:space="preserve">Divides by all 4 signals, so confidence reads low when some signals are neutral — pushing more readings into “Neutral · Low Signal”.</w:t>
+              <w:t xml:space="preserve">Built as specified: confidence counts only the active signals, so neutral ones no longer push readings into “Neutral · Low Signal”.</w:t>
             </w:r>
           </w:p>
         </w:tc>
@@ -2627,9 +2606,9 @@
             <w:r>
               <w:rPr>
                 <w:b/>
-                <w:color w:val="B26A00"/>
+                <w:color w:val="2E7D32"/>
               </w:rPr>
-              <w:t xml:space="preserve">🟡 Partly</w:t>
+              <w:t xml:space="preserve">✅ Done</w:t>
             </w:r>
           </w:p>
         </w:tc>
@@ -2640,7 +2619,7 @@
           <w:p>
             <w:pPr/>
             <w:r>
-              <w:t xml:space="preserve">S</w:t>
+              <w:t xml:space="preserve">—</w:t>
             </w:r>
           </w:p>
         </w:tc>
@@ -2664,7 +2643,7 @@
           <w:p>
             <w:pPr/>
             <w:r>
-              <w:t xml:space="preserve">No cap.</w:t>
+              <w:t xml:space="preserve">Built: HYPE confidence never goes above 0.7.</w:t>
             </w:r>
           </w:p>
         </w:tc>
@@ -2677,9 +2656,9 @@
             <w:r>
               <w:rPr>
                 <w:b/>
-                <w:color w:val="C62828"/>
+                <w:color w:val="2E7D32"/>
               </w:rPr>
-              <w:t xml:space="preserve">❌ Missing</w:t>
+              <w:t xml:space="preserve">✅ Done</w:t>
             </w:r>
           </w:p>
         </w:tc>
@@ -2690,7 +2669,7 @@
           <w:p>
             <w:pPr/>
             <w:r>
-              <w:t xml:space="preserve">S</w:t>
+              <w:t xml:space="preserve">—</w:t>
             </w:r>
           </w:p>
         </w:tc>
@@ -3141,6 +3120,56 @@
           <w:p>
             <w:pPr/>
             <w:r>
+              <w:t xml:space="preserve">Funding rate shown as a percentage (e.g. 0.007%).</w:t>
+            </w:r>
+          </w:p>
+        </w:tc>
+        <w:tc>
+          <w:tcPr>
+            <w:tcW w:type="dxa" w:w="3300"/>
+          </w:tcPr>
+          <w:p>
+            <w:pPr/>
+            <w:r>
+              <w:t xml:space="preserve">Shown 100× too high (BTC reads about 0.66% instead of 0.007%), so the panel usually says Overheated. Found 17 Oct; the Console had the same bug and is fixed.</w:t>
+            </w:r>
+          </w:p>
+        </w:tc>
+        <w:tc>
+          <w:tcPr>
+            <w:tcW w:type="dxa" w:w="1500"/>
+          </w:tcPr>
+          <w:p>
+            <w:pPr/>
+            <w:r>
+              <w:rPr>
+                <w:b/>
+                <w:color w:val="C62828"/>
+              </w:rPr>
+              <w:t xml:space="preserve">❌ Missing</w:t>
+            </w:r>
+          </w:p>
+        </w:tc>
+        <w:tc>
+          <w:tcPr>
+            <w:tcW w:type="dxa" w:w="900"/>
+          </w:tcPr>
+          <w:p>
+            <w:pPr/>
+            <w:r>
+              <w:t xml:space="preserve">S</w:t>
+            </w:r>
+          </w:p>
+        </w:tc>
+      </w:tr>
+      <w:tr>
+        <w:tc>
+          <w:tcPr>
+            <w:tcW w:type="dxa" w:w="3300"/>
+          </w:tcPr>
+          <w:p>
+            <w:pPr/>
+            <w:r>
               <w:t xml:space="preserve">Liquidations 24H: Mass Long Flush = red, Short Squeeze = green, “Cascade —” over $500M.</w:t>
             </w:r>
           </w:p>
@@ -4981,6 +5010,56 @@
                 <w:color w:val="B26A00"/>
               </w:rPr>
               <w:t xml:space="preserve">🟡 Partly</w:t>
+            </w:r>
+          </w:p>
+        </w:tc>
+        <w:tc>
+          <w:tcPr>
+            <w:tcW w:type="dxa" w:w="900"/>
+          </w:tcPr>
+          <w:p>
+            <w:pPr/>
+            <w:r>
+              <w:t xml:space="preserve">S</w:t>
+            </w:r>
+          </w:p>
+        </w:tc>
+      </w:tr>
+      <w:tr>
+        <w:tc>
+          <w:tcPr>
+            <w:tcW w:type="dxa" w:w="3300"/>
+          </w:tcPr>
+          <w:p>
+            <w:pPr/>
+            <w:r>
+              <w:t xml:space="preserve">“Overheated” tag only when funding is above +0.1%.</w:t>
+            </w:r>
+          </w:p>
+        </w:tc>
+        <w:tc>
+          <w:tcPr>
+            <w:tcW w:type="dxa" w:w="3300"/>
+          </w:tcPr>
+          <w:p>
+            <w:pPr/>
+            <w:r>
+              <w:t xml:space="preserve">The funding feed is read 100× too high, so almost every coin is tagged Overheated. Found 17 Oct.</w:t>
+            </w:r>
+          </w:p>
+        </w:tc>
+        <w:tc>
+          <w:tcPr>
+            <w:tcW w:type="dxa" w:w="1500"/>
+          </w:tcPr>
+          <w:p>
+            <w:pPr/>
+            <w:r>
+              <w:rPr>
+                <w:b/>
+                <w:color w:val="C62828"/>
+              </w:rPr>
+              <w:t xml:space="preserve">❌ Missing</w:t>
             </w:r>
           </w:p>
         </w:tc>
@@ -8002,6 +8081,38 @@
       </w:pPr>
       <w:r>
         <w:t xml:space="preserve">Refreshed against Andrew’s spec v1.18 (invented legal text removed). No rows from Rachelle’s spec changed; the legal row now lists what Andrew’s team needs to supply.</w:t>
+      </w:r>
+    </w:p>
+    <w:p>
+      <w:pPr>
+        <w:pStyle w:val="Heading2"/>
+      </w:pPr>
+      <w:r>
+        <w:t xml:space="preserve">v1.9 — 17 Oct 2026</w:t>
+      </w:r>
+    </w:p>
+    <w:p>
+      <w:pPr>
+        <w:pStyle w:val="ListBullet"/>
+      </w:pPr>
+      <w:r>
+        <w:t xml:space="preserve">Closed: Console regime scoring now follows Plus §1.1 — weighted Fear &amp; Greed extremes (±1.5), the ±$100M ETF band, the funding neutral zone, the OI-vs-price matrix, confidence on active signals only, and HYPE’s 0.7 confidence cap.</w:t>
+      </w:r>
+    </w:p>
+    <w:p>
+      <w:pPr>
+        <w:pStyle w:val="ListBullet"/>
+      </w:pPr>
+      <w:r>
+        <w:t xml:space="preserve">New gap: the funding rate is read 100× too high on On-Chain Insights and Watchlist (normal funding shows as Overheated). Fixed on the Console in the same change.</w:t>
+      </w:r>
+    </w:p>
+    <w:p>
+      <w:pPr>
+        <w:pStyle w:val="ListBullet"/>
+      </w:pPr>
+      <w:r>
+        <w:t xml:space="preserve">Not re-compared: the other tools (no code changes there since v1.8).</w:t>
       </w:r>
     </w:p>
   </w:body>
